--- a/test.docx
+++ b/test.docx
@@ -20,7 +20,7 @@
     </w:p>
     <w:p>
       <w:r>
-        <w:t>Version 0.8.4</w:t>
+        <w:t>Version 0.8.8</w:t>
       </w:r>
     </w:p>
     <w:p>
@@ -364,40 +364,6 @@
               <w:pStyle w:val="BodyText2"/>
             </w:pPr>
             <w:r>
-              <w:t>References</w:t>
-            </w:r>
-          </w:p>
-        </w:tc>
-        <w:tc>
-          <w:tcPr>
-            <w:tcW w:type="dxa" w:w="1134"/>
-          </w:tcPr>
-          <w:p/>
-          <w:p>
-            <w:pPr>
-              <w:pStyle w:val="BodyText3"/>
-            </w:pPr>
-            <w:r>
-              <w:t>5</w:t>
-            </w:r>
-          </w:p>
-        </w:tc>
-      </w:tr>
-      <w:tr>
-        <w:tc>
-          <w:tcPr>
-            <w:tcW w:type="dxa" w:w="7937"/>
-          </w:tcPr>
-          <w:p>
-            <w:pPr>
-              <w:ind w:left="0"/>
-            </w:pPr>
-          </w:p>
-          <w:p>
-            <w:pPr>
-              <w:pStyle w:val="BodyText2"/>
-            </w:pPr>
-            <w:r>
               <w:t>Index</w:t>
             </w:r>
           </w:p>
@@ -458,9 +424,6 @@
         <w:t xml:space="preserve"> And here is a reference to an important book:</w:t>
       </w:r>
       <w:r>
-        <w:rPr>
-          <w:i/>
-        </w:rPr>
         <w:t xml:space="preserve"> Darwin 1859</w:t>
       </w:r>
       <w:r>
@@ -734,52 +697,6 @@
         <w:pStyle w:val="Heading1"/>
       </w:pPr>
       <w:r>
-        <w:t>References</w:t>
-      </w:r>
-    </w:p>
-    <w:p>
-      <w:pPr/>
-      <w:r>
-        <w:t>Darwin, Charles</w:t>
-      </w:r>
-      <w:r>
-        <w:t>.</w:t>
-      </w:r>
-      <w:r>
-        <w:t xml:space="preserve"> 1859</w:t>
-      </w:r>
-      <w:r>
-        <w:t xml:space="preserve"> [1999]</w:t>
-      </w:r>
-      <w:r>
-        <w:t>.</w:t>
-      </w:r>
-      <w:r>
-        <w:rPr>
-          <w:i/>
-        </w:rPr>
-        <w:t xml:space="preserve"> Om arternas uppkomst genom naturligt urval.</w:t>
-      </w:r>
-      <w:r>
-        <w:rPr>
-          <w:i/>
-        </w:rPr>
-        <w:t xml:space="preserve"> De bäst utrustade rasernas bestånd i kampen för tillvaron.</w:t>
-      </w:r>
-      <w:r>
-        <w:t xml:space="preserve"> Bokförlaget Natur och Kultur.</w:t>
-      </w:r>
-    </w:p>
-    <w:p>
-      <w:r>
-        <w:br w:type="page"/>
-      </w:r>
-    </w:p>
-    <w:p>
-      <w:pPr>
-        <w:pStyle w:val="Heading1"/>
-      </w:pPr>
-      <w:r>
         <w:t>Index</w:t>
       </w:r>
     </w:p>
@@ -814,7 +731,7 @@
 
 <file path=word/comments.xml><?xml version="1.0" encoding="utf-8"?>
 <w:comments xmlns:a="http://schemas.openxmlformats.org/drawingml/2006/main" xmlns:pic="http://schemas.openxmlformats.org/drawingml/2006/picture" xmlns:r="http://schemas.openxmlformats.org/officeDocument/2006/relationships" xmlns:w="http://schemas.openxmlformats.org/wordprocessingml/2006/main" xmlns:wp="http://schemas.openxmlformats.org/drawingml/2006/wordprocessingDrawing" xmlns:mc="http://schemas.openxmlformats.org/markup-compatibility/2006" xmlns:a14="http://schemas.microsoft.com/office/drawing/2010/main" xmlns:w14="http://schemas.microsoft.com/office/word/2010/wordml" xmlns:wpc="http://schemas.microsoft.com/office/word/2010/wordprocessingCanvas">
-  <w:comment w:id="0" w:author="Per Kraulis" w:initials="" w:date="2026-01-23T15:06:17Z">
+  <w:comment w:id="0" w:author="Per Kraulis" w:initials="" w:date="2026-03-01T15:55:13Z">
     <w:p>
       <w:pPr>
         <w:pStyle w:val="CommentText"/>
